--- a/Wandering spleen in children - EJP original article.docx
+++ b/Wandering spleen in children - EJP original article.docx
@@ -15,7 +15,7 @@
           <w:sz w:val="26"/>
           <w:szCs w:val="26"/>
         </w:rPr>
-        <w:t xml:space="preserve">Wandering spleen in children: delayed intervention, splenic loss, and a reinforced two-pole splenopexy technique</w:t>
+        <w:t xml:space="preserve">Wandering spleen in children: delay determines splenic loss, and a reinforced two-pole splenopexy technique</w:t>
       </w:r>
     </w:p>
     <w:p>

--- a/Wandering spleen in children - EJP original article.docx
+++ b/Wandering spleen in children - EJP original article.docx
@@ -15,7 +15,7 @@
           <w:sz w:val="26"/>
           <w:szCs w:val="26"/>
         </w:rPr>
-        <w:t xml:space="preserve">Wandering spleen in children: delay determines splenic loss, and a reinforced two-pole splenopexy technique</w:t>
+        <w:t xml:space="preserve">Wandering spleen in children: delay determines splenic loss and a reinforced two-pole splenopexy technique</w:t>
       </w:r>
     </w:p>
     <w:p>

--- a/Wandering spleen in children - EJP original article.docx
+++ b/Wandering spleen in children - EJP original article.docx
@@ -15,7 +15,7 @@
           <w:sz w:val="26"/>
           <w:szCs w:val="26"/>
         </w:rPr>
-        <w:t xml:space="preserve">Wandering spleen in children: delay determines splenic loss and a reinforced two-pole splenopexy technique</w:t>
+        <w:t xml:space="preserve">Wandering spleen in children: splenic loss is associated with delay rather than technique, and a reinforced two-pole splenopexy</w:t>
       </w:r>
     </w:p>
     <w:p>
@@ -255,7 +255,7 @@
           <w:sz w:val="22"/>
           <w:szCs w:val="22"/>
         </w:rPr>
-        <w:t xml:space="preserve">In this series splenic loss followed delay rather than any deficiency of technique, and splenopexy should be performed once the diagnosis is made. A normal platelet count does not exclude necrosis.</w:t>
+        <w:t xml:space="preserve">In this series splenic loss was associated with delay rather than any deficiency of technique, and splenopexy should be performed once the diagnosis is made. A normal platelet count does not exclude necrosis.</w:t>
       </w:r>
     </w:p>
     <w:p>
@@ -404,7 +404,7 @@
                 <w:sz w:val="18"/>
                 <w:szCs w:val="18"/>
               </w:rPr>
-              <w:t xml:space="preserve">•  Across five children, splenic loss tracked the delay between the first symptomatic episode and definitive surgery rather than the operative technique chosen; four of five spleens were lost after delays of one week to sixty-two months.</w:t>
+              <w:t xml:space="preserve">•  Across five children, splenic loss was associated with the delay between the first symptomatic episode and definitive surgery, not with the operative technique chosen; four of five spleens were lost after delays of one week to sixty-two months.</w:t>
             </w:r>
           </w:p>
           <w:p>
@@ -881,7 +881,7 @@
           <w:sz w:val="22"/>
           <w:szCs w:val="22"/>
         </w:rPr>
-        <w:t xml:space="preserve">The central observation of this series is that splenic loss tracked delay rather than technique. Four of five spleens were lost, and in each the definitive operation was preceded by an interval during which the diagnosis was either known and not acted upon or not made at all. In Cases 1 to 3 the diagnosis was established at the first attendance and operation was recommended and declined; the children returned a mean of 32 months later, by which time two had infarcted and the third had a giant, partly infarcted spleen that could no longer be accommodated within a retroperitoneal pouch. In Case 5 the interval was one week rather than years, but the mechanism was the same: an episode of torsion was attributed to acute gastritis elsewhere, and by the time the correct diagnosis was made the spleen had undergone 720° torsion and was necrotic. Only Case 4, operated at his first presentation, retained his spleen, and he came to operation not because the wandering spleen was recognised as an emergency but because he had perforated his stomach.</w:t>
+        <w:t xml:space="preserve">The central observation of this series is that splenic loss was associated with delay rather than with any deficiency of technique. Four of five spleens were lost, and in each the definitive operation was preceded by an interval during which the diagnosis was either known and not acted upon or not made at all. In Cases 1 to 3 the diagnosis was established at the first attendance and operation was recommended and declined; the children returned a mean of 32 months later, by which time two had infarcted and the third had a giant, partly infarcted spleen that could no longer be accommodated within a retroperitoneal pouch. In Case 5 the interval was one week rather than years, but the mechanism was the same: an episode of torsion was attributed to acute gastritis elsewhere, and by the time the correct diagnosis was made the spleen had undergone 720° torsion and was necrotic. Only Case 4, operated at his first presentation, retained his spleen, and he came to operation not because the wandering spleen was recognised as an emergency but because he had perforated his stomach.</w:t>
       </w:r>
     </w:p>
     <w:p>
@@ -951,7 +951,7 @@
           <w:sz w:val="22"/>
           <w:szCs w:val="22"/>
         </w:rPr>
-        <w:t xml:space="preserve">The technique used in Case 4 was designed around that failure. Passing the suture through the entire thickness of the parenchyma rather than the capsule alone transfers load to the whole organ and does not depend on capsular integrity. The absorbable haemostatic gauze bolsters on both surfaces spread that load over an area rather than a point, which limits the tendency of the suture to cut through the parenchyma, controls bleeding at the suture sites, and promotes local adhesion between spleen, diaphragm and abdominal wall. The technique requires no prosthetic material and no retroperitoneal dissection, adds little operative time, and is in principle independent of splenic size — the properties that mesh and pouch techniques lack when the spleen is large or a previous fixation has failed. A comparable rationale underlies the sutureless button-and-hole method, which likewise avoids reliance on the capsule alone [13].</w:t>
+        <w:t xml:space="preserve">The technique used in Case 4 was designed around that failure. Passing the suture through the entire thickness of the parenchyma rather than the capsule alone transfers load to the whole organ and does not depend on capsular integrity. The absorbable haemostatic gauze bolsters on both surfaces spread that load over an area rather than a point, which limits the tendency of the suture to cut through the parenchyma, controls bleeding at the suture sites, and promotes local adhesion between spleen, diaphragm and abdominal wall. The technique requires no prosthetic material and no retroperitoneal dissection, and, unlike mesh or pouch fixation, does not depend on the spleen fitting within a wrap or pocket — a property that should in principle extend to the enlarged spleen, although this remains to be confirmed (see below). A comparable rationale underlies the sutureless button-and-hole method, which likewise avoids reliance on the capsule alone [13].</w:t>
       </w:r>
     </w:p>
     <w:p>
@@ -965,7 +965,7 @@
           <w:sz w:val="22"/>
           <w:szCs w:val="22"/>
         </w:rPr>
-        <w:t xml:space="preserve">These conclusions must be qualified. The technique was used in one patient and followed for 13 months, so this is a preliminary technical description and not a validated standard. The series is small, retrospective and from a single centre, and selection bias cannot be excluded. Critically, the child in whom the technique succeeded had a spleen of normal size, 8.4 × 3.7 cm, whereas the circumstance that motivated the technique — the giant spleen of Case 3 — is precisely the one in which it remains untested. Whether full-thickness fixation will hold a 17-cm spleen, and whether parenchymal sutures remain secure as a child's spleen grows, can be answered only by multicentre collection with longer follow-up.</w:t>
+        <w:t xml:space="preserve">These conclusions must be qualified. The association between delay and splenic loss described here is descriptive, not causal: the cohort comprised only children who ultimately underwent splenic surgery, so children diagnosed with wandering spleen who never came to operation are not represented, and with five patients and no statistical comparison, confounding by factors other than delay itself cannot be excluded. The technique, separately, was used in one patient and followed for 13 months, so this is a preliminary technical description and not a validated standard. The series is small, retrospective and from a single centre. Critically, the child in whom the technique succeeded had a spleen of normal size, 8.4 × 3.7 cm, whereas the circumstance that motivated the technique — the giant spleen of Case 3 — is precisely the one in which it remains untested. Whether full-thickness fixation will hold a 17-cm spleen, and whether parenchymal sutures remain secure as a child's spleen grows, can be answered only by multicentre collection with longer follow-up.</w:t>
       </w:r>
     </w:p>
     <w:p>
@@ -995,7 +995,7 @@
           <w:sz w:val="22"/>
           <w:szCs w:val="22"/>
         </w:rPr>
-        <w:t xml:space="preserve">In this eleven-year single-centre series the spleen was lost to delay rather than to any deficiency of operative technique: four of five children came to definitive surgery between one week and sixty-two months after their first symptomatic episode, and all four lost the spleen. Splenopexy should be undertaken when the diagnosis is made, including in the child whose symptoms have settled, and a normal platelet count does not exclude necrosis in acute torsion. Reinforced full-thickness two-pole fixation buttressed with absorbable haemostatic gauze offers a simple alternative when mesh or pouch techniques are not feasible or have failed, but it requires evaluation in more patients before it can be recommended generally.</w:t>
+        <w:t xml:space="preserve">In this eleven-year single-centre series, splenic loss was associated with delay in reaching definitive surgery rather than with any deficiency of operative technique: four of five children came to definitive surgery between one week and sixty-two months after their first symptomatic episode, and all four lost the spleen. Splenopexy should be undertaken when the diagnosis is made, including in the child whose symptoms have settled, and a normal platelet count does not exclude necrosis in acute torsion. Reinforced full-thickness two-pole fixation buttressed with absorbable haemostatic gauze offers a simple alternative when mesh or pouch techniques are not feasible or have failed, but it requires evaluation in more patients before it can be recommended generally.</w:t>
       </w:r>
     </w:p>
     <w:p>

--- a/Wandering spleen in children - EJP original article.docx
+++ b/Wandering spleen in children - EJP original article.docx
@@ -539,7 +539,7 @@
           <w:sz w:val="22"/>
           <w:szCs w:val="22"/>
         </w:rPr>
-        <w:t xml:space="preserve">We retrospectively reviewed the records of all children treated surgically for wandering spleen at Wuhan Children's Hospital between 1 May 2015 and 1 May 2026. Children in whom the diagnosis was made but who never underwent splenic surgery were not included. The study was approved by the institutional ethics committee (2025R156-E01); because the data were collected retrospectively and no identifiable information is reported, the requirement for individual informed consent was waived.</w:t>
+        <w:t xml:space="preserve">We retrospectively reviewed the records of all children treated surgically for wandering spleen at Wuhan Children's Hospital between 1 May 2015 and 1 May 2026. Wandering spleen was defined as an abnormally mobile spleen displaced from its normal left-upper-quadrant fossa on ultrasonography or computed tomography, with or without torsion of the vascular pedicle. Children in whom the diagnosis was made but who never underwent splenic surgery were not included. The study was approved by the institutional ethics committee (2025R156-E01); because the data were collected retrospectively and no identifiable information is reported, the requirement for individual informed consent was waived.</w:t>
       </w:r>
     </w:p>
     <w:p>
@@ -749,7 +749,7 @@
           <w:sz w:val="22"/>
           <w:szCs w:val="22"/>
         </w:rPr>
-        <w:t xml:space="preserve">Case 5, a boy of 13 years, presented 18 hours after the onset of continuous periumbilical pain with guarding, generalised tenderness and a palpable mobile mass. The white cell count was 24.20 × 10⁹/L and the C-reactive protein 117 mg/L, but the platelet count was normal. Non-contrast CT showed an enlarged, irregular spleen lying in the anterior lower abdomen and pelvis with heterogeneous parenchymal density, a whirl sign formed by the spiralling splenic vessels, perisplenic fat stranding, splenic vessels encircling the splenic flexure of the colon, and free fluid. At laparotomy 2.5 hours later the pedicle was twisted through approximately 720°; the spleen was congested and dark purple and did not reperfuse after detorsion. Total splenectomy with separate double ligation of the splenic artery was performed. The operative time was 81 minutes and the blood loss 10 mL.</w:t>
+        <w:t xml:space="preserve">Case 5, a boy of 13 years, presented 18 hours after the onset of continuous periumbilical pain with guarding, generalised tenderness and a palpable mobile mass. The white cell count was 24.20 × 10⁹/L and the C-reactive protein 117 mg/L, but the platelet count was normal. Non-contrast CT showed an enlarged, irregular spleen lying in the anterior lower abdomen and pelvis with heterogeneous parenchymal density, a whirl sign formed by the spiralling splenic vessels, perisplenic fat stranding, splenic vessels encircling the splenic flexure of the colon, and free fluid. At laparotomy 2.5 hours later the pedicle was twisted through approximately 720°; the spleen was congested and dark purple and did not reperfuse after detorsion. Total splenectomy with separate double ligation of the splenic artery was performed. The operative time was 81 minutes and the blood loss 10 mL. He remains well at the most recent follow-up, 5 months after operation.</w:t>
       </w:r>
     </w:p>
     <w:p>
@@ -881,7 +881,7 @@
           <w:sz w:val="22"/>
           <w:szCs w:val="22"/>
         </w:rPr>
-        <w:t xml:space="preserve">The central observation of this series is that splenic loss was associated with delay rather than with any deficiency of technique. Four of five spleens were lost, and in each the definitive operation was preceded by an interval during which the diagnosis was either known and not acted upon or not made at all. In Cases 1 to 3 the diagnosis was established at the first attendance and operation was recommended and declined; the children returned a mean of 32 months later, by which time two had infarcted and the third had a giant, partly infarcted spleen that could no longer be accommodated within a retroperitoneal pouch. In Case 5 the interval was one week rather than years, but the mechanism was the same: an episode of torsion was attributed to acute gastritis elsewhere, and by the time the correct diagnosis was made the spleen had undergone 720° torsion and was necrotic. Only Case 4, operated at his first presentation, retained his spleen, and he came to operation not because the wandering spleen was recognised as an emergency but because he had perforated his stomach.</w:t>
+        <w:t xml:space="preserve">The central observation of this series is that splenic loss was associated with delay rather than with any deficiency of technique. Four of five spleens were lost, and in each the definitive operation was preceded by an interval during which the diagnosis was either known and not acted upon or not made at all. In Cases 1 to 3 the diagnosis was established at the first attendance and operation was recommended and declined; the children returned a mean of 32 months later, by which time two had infarcted and the third had a giant, partly infarcted spleen that could no longer be accommodated within a retroperitoneal pouch. In Case 5 the interval was one week rather than years, and the route to that delay was different — diagnostic rather than a deferred decision to operate: an episode of torsion was attributed to acute gastritis elsewhere, and by the time the correct diagnosis was made the spleen had undergone 720° torsion and was necrotic. Only Case 4, operated at his first presentation, retained his spleen, and he came to operation not because the wandering spleen was recognised as an emergency but because he had perforated his stomach.</w:t>
       </w:r>
     </w:p>
     <w:p>
@@ -909,7 +909,7 @@
           <w:sz w:val="22"/>
           <w:szCs w:val="22"/>
         </w:rPr>
-        <w:t xml:space="preserve">A corollary concerns the platelet count. Reactive thrombocytosis has been reported as a preoperative predictor of splenic infarction in children with splenic torsion [15], and our first two cases conformed: both had counts above 400 × 10⁹/L before splenectomy, and counts were normal at every encounter at which the spleen was viable. Case 5 did not conform. He had established necrosis after only 18 hours of symptoms, with a normal platelet count. The most plausible explanation is temporal. Reactive thrombocytosis requires a period of functional asplenia long enough for the marrow to respond, and therefore marks a subacute or chronic course rather than infarction itself; in hyperacute torsion no such interval exists. A normal platelet count should not be used to exclude infarction or necrosis in a child with suspected torsion, and where the presentation is acute, imaging rather than haematology must decide. In that setting the whirl sign, the spiral of the twisted splenic vessels, was sufficient to establish the diagnosis on a non-contrast study in Case 5 and is worth seeking specifically [16].</w:t>
+        <w:t xml:space="preserve">A corollary concerns the platelet count. Reactive thrombocytosis has been reported as a preoperative predictor of splenic infarction in children with splenic torsion [15], and our first two cases conformed: both had counts above 400 × 10⁹/L before splenectomy, and counts were normal at every encounter at which the spleen was viable. Case 5 did not conform. He had established necrosis after only 18 hours of symptoms, with a normal platelet count. We hypothesize that the explanation is temporal: reactive thrombocytosis is thought to require a period of functional asplenia long enough for the marrow to respond, and therefore may mark a subacute or chronic course rather than infarction itself, whereas in hyperacute torsion such an interval has not yet elapsed. A normal platelet count should not be used to exclude infarction or necrosis in a child with suspected torsion, and where the presentation is acute, imaging rather than haematology must decide. In that setting the whirl sign, the spiral of the twisted splenic vessels, was sufficient to establish the diagnosis on a non-contrast study in Case 5 and is worth seeking specifically [16].</w:t>
       </w:r>
     </w:p>
     <w:p>

--- a/Wandering spleen in children - EJP original article.docx
+++ b/Wandering spleen in children - EJP original article.docx
@@ -451,7 +451,7 @@
           <w:sz w:val="22"/>
           <w:szCs w:val="22"/>
         </w:rPr>
-        <w:t xml:space="preserve">Wandering spleen is an uncommon condition in which the gastrosplenic, splenorenal and phrenicocolic ligaments are absent or deficient, leaving the spleen suspended on a narrow vascular pedicle and free to migrate within the abdomen [1, 2]. It is rare in childhood, and the paediatric literature consists almost entirely of single case reports and series of two or three patients [3, 4]. Because the spleen is tethered only by its pedicle, it is vulnerable to torsion, which compromises arterial inflow and venous drainage and may progress through congestion and ischaemia to infarction [5]. Torsion may also involve adjacent structures, producing gastric volvulus, torsion of the pancreatic tail, or compression of hollow viscera [6, 7].</w:t>
+        <w:t xml:space="preserve">Wandering spleen is an uncommon condition in which the gastrosplenic, splenorenal and phrenicocolic ligaments are absent or deficient, leaving the spleen suspended on a narrow vascular pedicle and free to migrate within the abdomen [1, 2]. It is rare in childhood, and the paediatric literature consists almost entirely of single case reports and series of two or three patients [3, 4]. Because the spleen is tethered only by its pedicle, it is vulnerable to torsion, which compromises arterial inflow and venous drainage and may progress through congestion and ischaemia to infarction [5]. Torsion may also involve adjacent structures, producing gastric volvulus, torsion of the pancreatic tail, or compression of hollow viscera [6, 7, 8].</w:t>
       </w:r>
     </w:p>
     <w:p>
@@ -465,7 +465,7 @@
           <w:sz w:val="22"/>
           <w:szCs w:val="22"/>
         </w:rPr>
-        <w:t xml:space="preserve">The clinical presentation is notoriously non-specific. Chronic intermittent abdominal pain, attributed to partial or intermittent torsion, alternates with episodes of acute severe pain, and affected children are frequently investigated and treated for other causes of abdominal pain before the diagnosis is reached [8]. Ultrasonography and computed tomography (CT) are diagnostic once the possibility is entertained, but the condition must first be suspected.</w:t>
+        <w:t xml:space="preserve">The clinical presentation is notoriously non-specific. Chronic intermittent abdominal pain, attributed to partial or intermittent torsion, alternates with episodes of acute severe pain, and affected children are frequently investigated and treated for other causes of abdominal pain before the diagnosis is reached [9]. Ultrasonography and computed tomography (CT) are diagnostic once the possibility is entertained, but the condition must first be suspected.</w:t>
       </w:r>
     </w:p>
     <w:p>
@@ -479,7 +479,7 @@
           <w:sz w:val="22"/>
           <w:szCs w:val="22"/>
         </w:rPr>
-        <w:t xml:space="preserve">Where the parenchyma remains viable, splenic preservation is now preferred to splenectomy, given the immunological consequences of asplenia and the risk of overwhelming post-splenectomy infection [3, 9]. Several splenopexy techniques have been described — wrapping the spleen in absorbable or synthetic mesh, constructing a retroperitoneal or subperitoneal pouch, and suturing the splenic capsule to the diaphragm and abdominal wall — but each has recognised limitations, and failures are reported [10-13]. Which technique should be preferred, particularly for the enlarged spleen or after a failed fixation, remains unsettled.</w:t>
+        <w:t xml:space="preserve">Where the parenchyma remains viable, splenic preservation is now preferred to splenectomy, given the immunological consequences of asplenia and the risk of overwhelming post-splenectomy infection [3, 10]. Several splenopexy techniques have been described — wrapping the spleen in absorbable or synthetic mesh, constructing a retroperitoneal or subperitoneal pouch, suturing the splenic capsule to the diaphragm and abdominal wall, or a sutureless button-and-hole fixation — but each has recognised limitations, and failures are reported [11-14]. Which technique should be preferred, particularly for the enlarged spleen or after a failed fixation, remains unsettled.</w:t>
       </w:r>
     </w:p>
     <w:p>
@@ -895,7 +895,7 @@
           <w:sz w:val="22"/>
           <w:szCs w:val="22"/>
         </w:rPr>
-        <w:t xml:space="preserve">This bears directly on the management of the child whose symptoms have settled. Conservative management is superficially attractive because the pain resolves: in this series it resolved on every occasion it was treated non-operatively, within five to seven days. That resolution is not evidence of a resolved problem. It reflects spontaneous detorsion, and the ligamentous deficiency that permitted the torsion is unchanged. The natural history in these children was of recurrent episodes culminating in infarction. Our findings therefore support splenopexy once the diagnosis is made, including in the child who is asymptomatic at the time, a position also reached from larger multicentre experience [3, 14].</w:t>
+        <w:t xml:space="preserve">This bears directly on the management of the child whose symptoms have settled. Conservative management is superficially attractive because the pain resolves: in this series it resolved on every occasion it was treated non-operatively, within five to seven days. That resolution is not evidence of a resolved problem. It reflects spontaneous detorsion, and the ligamentous deficiency that permitted the torsion is unchanged. The natural history in these children was of recurrent episodes culminating in infarction. Our findings therefore support splenopexy once the diagnosis is made, including in the child who is asymptomatic at the time, a position also reflected in larger multicentre and pooled-review experience [3, 12].</w:t>
       </w:r>
     </w:p>
     <w:p>
@@ -923,7 +923,7 @@
           <w:sz w:val="22"/>
           <w:szCs w:val="22"/>
         </w:rPr>
-        <w:t xml:space="preserve">The second question concerns fixation. Mesh splenopexy, in which the spleen is wrapped in absorbable or synthetic mesh anchored to the diaphragm or peritoneum, is well described and effective in appropriately sized spleens, but becomes difficult when the spleen is enlarged, both because the spleen cannot be enclosed and because laparoscopic working space is limited; synthetic material also carries risks of infection and foreign-body reaction [10, 11, 17]. Construction of a retroperitoneal or subperitoneal pouch, by balloon dilatation, saline injection or blunt dissection, is the other widely used approach [12, 18-20]. It too depends on the spleen fitting, and compression within a pouch that is too small has been reported to cause ischaemia and infarction. Where the pouch cannot be made large enough, surgeons have resorted to splenectomy [15].</w:t>
+        <w:t xml:space="preserve">The second question concerns fixation. Mesh splenopexy, in which the spleen is wrapped in absorbable or synthetic mesh anchored to the diaphragm or peritoneum, is well described and effective in appropriately sized spleens, but becomes difficult when the spleen is enlarged, both because the spleen cannot be enclosed and because laparoscopic working space is limited; synthetic material also carries risks of infection and foreign-body reaction [11, 12, 17]. Construction of a retroperitoneal or subperitoneal pouch, by balloon dilatation, saline injection or blunt dissection, is the other widely used approach [13, 18-20]. It too depends on the spleen fitting, and compression within a pouch that is too small has been reported to cause ischaemia and infarction. Where the pouch cannot be made large enough, surgeons have resorted to splenectomy, as illustrated by Case 3 below.</w:t>
       </w:r>
     </w:p>
     <w:p>
@@ -951,7 +951,7 @@
           <w:sz w:val="22"/>
           <w:szCs w:val="22"/>
         </w:rPr>
-        <w:t xml:space="preserve">The technique used in Case 4 was designed around that failure. Passing the suture through the entire thickness of the parenchyma rather than the capsule alone transfers load to the whole organ and does not depend on capsular integrity. The absorbable haemostatic gauze bolsters on both surfaces spread that load over an area rather than a point, which limits the tendency of the suture to cut through the parenchyma, controls bleeding at the suture sites, and promotes local adhesion between spleen, diaphragm and abdominal wall. The technique requires no prosthetic material and no retroperitoneal dissection, and, unlike mesh or pouch fixation, does not depend on the spleen fitting within a wrap or pocket — a property that should in principle extend to the enlarged spleen, although this remains to be confirmed (see below). A comparable rationale underlies the sutureless button-and-hole method, which likewise avoids reliance on the capsule alone [13].</w:t>
+        <w:t xml:space="preserve">The technique used in Case 4 was designed around that failure. Passing the suture through the entire thickness of the parenchyma rather than the capsule alone transfers load to the whole organ and does not depend on capsular integrity. The absorbable haemostatic gauze bolsters on both surfaces spread that load over an area rather than a point, which limits the tendency of the suture to cut through the parenchyma, controls bleeding at the suture sites, and promotes local adhesion between spleen, diaphragm and abdominal wall. The technique requires no prosthetic material and no retroperitoneal dissection, and, unlike mesh or pouch fixation, does not depend on the spleen fitting within a wrap or pocket — a property that should in principle extend to the enlarged spleen, although this remains to be confirmed (see below). A comparable rationale underlies the sutureless button-and-hole method, which likewise avoids reliance on the capsule alone [14].</w:t>
       </w:r>
     </w:p>
     <w:p>
@@ -1291,7 +1291,7 @@
           <w:sz w:val="18"/>
           <w:szCs w:val="18"/>
         </w:rPr>
-        <w:t xml:space="preserve">8. Radillo L, Taddio A, Ghirardo S, Bramuzzo M, Pederiva F, Maschio M et al (2016) The great pretender: pediatric wandering spleen: two case reports and review of the literature. Pediatr Emerg Care 32:619–622</w:t>
+        <w:t xml:space="preserve">8. Okazaki T, Ohata R, Miyano G, Lane GJ, Takahashi T, Yamataka A (2010) Laparoscopic splenopexy and gastropexy for wandering spleen associated with gastric volvulus. Pediatr Surg Int 26:1053–1055</w:t>
       </w:r>
     </w:p>
     <w:p>
@@ -1306,7 +1306,7 @@
           <w:sz w:val="18"/>
           <w:szCs w:val="18"/>
         </w:rPr>
-        <w:t xml:space="preserve">9. Cohen O, Baazov A, Samuk I, Schwarz M, Kravarusic D, Freud E (2018) Emergencies in the treatment of wandering spleen. Isr Med Assoc J 20:354–357</w:t>
+        <w:t xml:space="preserve">9. Radillo L, Taddio A, Ghirardo S, Bramuzzo M, Pederiva F, Maschio M et al (2016) The great pretender: pediatric wandering spleen: two case reports and review of the literature. Pediatr Emerg Care 32:619–622</w:t>
       </w:r>
     </w:p>
     <w:p>
@@ -1321,7 +1321,7 @@
           <w:sz w:val="18"/>
           <w:szCs w:val="18"/>
         </w:rPr>
-        <w:t xml:space="preserve">10. Torri F, Parolini F, Vanzetti E, Milianti S, Cheli M, Alberti D (2015) Urgent laparoscopic mesh splenopexy for torsion of wandering spleen and distal pancreas: a case report. Asian J Endosc Surg 8:350–353</w:t>
+        <w:t xml:space="preserve">10. Cohen O, Baazov A, Samuk I, Schwarz M, Kravarusic D, Freud E (2018) Emergencies in the treatment of wandering spleen. Isr Med Assoc J 20:354–357</w:t>
       </w:r>
     </w:p>
     <w:p>
@@ -1336,7 +1336,7 @@
           <w:sz w:val="18"/>
           <w:szCs w:val="18"/>
         </w:rPr>
-        <w:t xml:space="preserve">11. Alqadi GO, Saxena AK (2019) Is laparoscopic approach for wandering spleen in children an option? J Minim Access Surg 15:93–97</w:t>
+        <w:t xml:space="preserve">11. Torri F, Parolini F, Vanzetti E, Milianti S, Cheli M, Alberti D (2015) Urgent laparoscopic mesh splenopexy for torsion of wandering spleen and distal pancreas: a case report. Asian J Endosc Surg 8:350–353</w:t>
       </w:r>
     </w:p>
     <w:p>
@@ -1351,7 +1351,7 @@
           <w:sz w:val="18"/>
           <w:szCs w:val="18"/>
         </w:rPr>
-        <w:t xml:space="preserve">12. Martínez-Ferro M, Elmo G, Laje P (2005) Laparoscopic pocket splenopexy for wandering spleen: a case report. J Pediatr Surg 40:882–884</w:t>
+        <w:t xml:space="preserve">12. Alqadi GO, Saxena AK (2019) Is laparoscopic approach for wandering spleen in children an option? J Minim Access Surg 15:93–97</w:t>
       </w:r>
     </w:p>
     <w:p>
@@ -1366,7 +1366,7 @@
           <w:sz w:val="18"/>
           <w:szCs w:val="18"/>
         </w:rPr>
-        <w:t xml:space="preserve">13. Zivkovic SM (1998) Sutureless “button and hole” splenopexy. Pediatr Surg Int 13:220–222</w:t>
+        <w:t xml:space="preserve">13. Martínez-Ferro M, Elmo G, Laje P (2005) Laparoscopic pocket splenopexy for wandering spleen: a case report. J Pediatr Surg 40:882–884</w:t>
       </w:r>
     </w:p>
     <w:p>
@@ -1381,7 +1381,7 @@
           <w:sz w:val="18"/>
           <w:szCs w:val="18"/>
         </w:rPr>
-        <w:t xml:space="preserve">14. Okazaki T, Ohata R, Miyano G, Lane GJ, Takahashi T, Yamataka A (2010) Laparoscopic splenopexy and gastropexy for wandering spleen associated with gastric volvulus. Pediatr Surg Int 26:1053–1055</w:t>
+        <w:t xml:space="preserve">14. Zivkovic SM (1998) Sutureless “button and hole” splenopexy. Pediatr Surg Int 13:220–222</w:t>
       </w:r>
     </w:p>
     <w:p>

--- a/Wandering spleen in children - EJP original article.docx
+++ b/Wandering spleen in children - EJP original article.docx
@@ -1276,7 +1276,7 @@
           <w:sz w:val="18"/>
           <w:szCs w:val="18"/>
         </w:rPr>
-        <w:t xml:space="preserve">7. Colombo F, D’Amore P, Crespi M, Sampietro G, Foschi D (2019) Torsion of wandering spleen involving the pancreatic tail. Ann Med Surg 50:10–13</w:t>
+        <w:t xml:space="preserve">7. Colombo F, D’Amore P, Crespi M, Sampietro G, Foschi D (2019) Torsion of wandering spleen involving the pancreatic tail. Ann Med Surg (Lond) 50:10–13</w:t>
       </w:r>
     </w:p>
     <w:p>

--- a/Wandering spleen in children - EJP original article.docx
+++ b/Wandering spleen in children - EJP original article.docx
@@ -15,7 +15,7 @@
           <w:sz w:val="26"/>
           <w:szCs w:val="26"/>
         </w:rPr>
-        <w:t xml:space="preserve">Wandering spleen in children: splenic loss is associated with delay rather than technique, and a reinforced two-pole splenopexy</w:t>
+        <w:t xml:space="preserve">Wandering spleen in children: splenic loss is associated with delay rather than technique, and a reinforced two-pole splenopexy is described</w:t>
       </w:r>
     </w:p>
     <w:p>

--- a/Wandering spleen in children - EJP original article.docx
+++ b/Wandering spleen in children - EJP original article.docx
@@ -418,7 +418,7 @@
                 <w:sz w:val="18"/>
                 <w:szCs w:val="18"/>
               </w:rPr>
-              <w:t xml:space="preserve">•  A normal preoperative platelet count did not exclude established necrosis in hyperacute torsion, and full-thickness two-pole fixation buttressed with haemostatic gauze salvaged a spleen after a capsular splenopexy had failed.</w:t>
+              <w:t xml:space="preserve">•  A normal preoperative platelet count did not exclude established necrosis in hyperacute torsion, and full-thickness two-pole fixation buttressed with haemostatic gauze preserved the spleen in a separate patient, developed in response to an earlier capsular-splenopexy failure.</w:t>
             </w:r>
           </w:p>
         </w:tc>
@@ -451,7 +451,7 @@
           <w:sz w:val="22"/>
           <w:szCs w:val="22"/>
         </w:rPr>
-        <w:t xml:space="preserve">Wandering spleen is an uncommon condition in which the gastrosplenic, splenorenal and phrenicocolic ligaments are absent or deficient, leaving the spleen suspended on a narrow vascular pedicle and free to migrate within the abdomen [1, 2]. It is rare in childhood, and the paediatric literature consists almost entirely of single case reports and series of two or three patients [3, 4]. Because the spleen is tethered only by its pedicle, it is vulnerable to torsion, which compromises arterial inflow and venous drainage and may progress through congestion and ischaemia to infarction [5]. Torsion may also involve adjacent structures, producing gastric volvulus, torsion of the pancreatic tail, or compression of hollow viscera [6, 7, 8].</w:t>
+        <w:t xml:space="preserve">Wandering spleen is an uncommon condition in which the gastrosplenic, splenorenal and phrenicocolic ligaments are absent or deficient, leaving the spleen suspended on a narrow vascular pedicle and free to migrate within the abdomen [1, 2]. It is rare in childhood, and the paediatric literature consists almost entirely of single case reports and series of two or three patients [4]. Because the spleen is tethered only by its pedicle, it is vulnerable to torsion, which compromises arterial inflow and venous drainage and may progress through congestion and ischaemia to infarction [5]. Torsion may also involve adjacent structures, producing gastric volvulus, torsion of the pancreatic tail, or compression of hollow viscera [6, 7, 8].</w:t>
       </w:r>
     </w:p>
     <w:p>

--- a/Wandering spleen in children - EJP original article.docx
+++ b/Wandering spleen in children - EJP original article.docx
@@ -231,7 +231,7 @@
           <w:sz w:val="22"/>
           <w:szCs w:val="22"/>
         </w:rPr>
-        <w:t xml:space="preserve">Five children (two girls, three boys; 2.75–13.08 years) accounted for ten institutional encounters. Four had at least one earlier symptomatic episode that did not lead to splenic surgery: in three the family declined the recommended operation and surgery followed a mean of 32 months later, and one had been treated as acute gastritis elsewhere a week before presentation. Four of the five lost the spleen — three to total splenectomy for infarction or necrosis, and one after an initial capsular splenopexy recurred within a month. The child treated by reinforced two-pole fixation retained a viable, normally sited spleen at 13 months. One child had established necrosis despite a normal preoperative platelet count.</w:t>
+        <w:t xml:space="preserve">Five children (two girls, three boys; 2.75–13.08 years) accounted for ten institutional encounters. Four had at least one earlier symptomatic episode that did not lead to splenic surgery: in three, the family declined the recommended operation and surgery followed a mean of 32 months later; in one, an episode a week earlier had been treated elsewhere as acute gastritis. Four of the five lost the spleen — three to total splenectomy for infarction or necrosis, and one after an initial capsular splenopexy recurred within a month. The child treated by reinforced two-pole fixation retained a viable, normally sited spleen at 13 months. One child had established necrosis despite a normal preoperative platelet count.</w:t>
       </w:r>
     </w:p>
     <w:p>
@@ -881,7 +881,7 @@
           <w:sz w:val="22"/>
           <w:szCs w:val="22"/>
         </w:rPr>
-        <w:t xml:space="preserve">The central observation of this series is that splenic loss was associated with delay rather than with any deficiency of technique. Four of five spleens were lost, and in each the definitive operation was preceded by an interval during which the diagnosis was either known and not acted upon or not made at all. In Cases 1 to 3 the diagnosis was established at the first attendance and operation was recommended and declined; the children returned a mean of 32 months later, by which time two had infarcted and the third had a giant, partly infarcted spleen that could no longer be accommodated within a retroperitoneal pouch. In Case 5 the interval was one week rather than years, and the route to that delay was different — diagnostic rather than a deferred decision to operate: an episode of torsion was attributed to acute gastritis elsewhere, and by the time the correct diagnosis was made the spleen had undergone 720° torsion and was necrotic. Only Case 4, operated at his first presentation, retained his spleen, and he came to operation not because the wandering spleen was recognised as an emergency but because he had perforated his stomach.</w:t>
+        <w:t xml:space="preserve">In this series, splenic loss was associated with delay rather than with any deficiency of technique. Four of five spleens were lost, and in each the definitive operation was preceded by an interval during which the diagnosis was either known and not acted upon or not made at all. In Cases 1 to 3 the diagnosis was established at the first attendance and operation was recommended and declined; the children returned a mean of 32 months later, by which time two had infarcted and the third had a giant, partly infarcted spleen that could no longer be accommodated within a retroperitoneal pouch. In Case 5 the interval was one week rather than years, and the route to that delay was different — diagnostic rather than a deferred decision to operate: an episode of torsion was attributed to acute gastritis elsewhere, and by the time the correct diagnosis was made the spleen had undergone 720° torsion and was necrotic. Only Case 4, operated at his first presentation, retained his spleen, and he came to operation not because the wandering spleen was recognised as an emergency but because he had perforated his stomach.</w:t>
       </w:r>
     </w:p>
     <w:p>
@@ -895,7 +895,7 @@
           <w:sz w:val="22"/>
           <w:szCs w:val="22"/>
         </w:rPr>
-        <w:t xml:space="preserve">This bears directly on the management of the child whose symptoms have settled. Conservative management is superficially attractive because the pain resolves: in this series it resolved on every occasion it was treated non-operatively, within five to seven days. That resolution is not evidence of a resolved problem. It reflects spontaneous detorsion, and the ligamentous deficiency that permitted the torsion is unchanged. The natural history in these children was of recurrent episodes culminating in infarction. Our findings therefore support splenopexy once the diagnosis is made, including in the child who is asymptomatic at the time, a position also reflected in larger multicentre and pooled-review experience [3, 12].</w:t>
+        <w:t xml:space="preserve">This bears directly on the management of the child whose symptoms have settled. Conservative management is superficially attractive because the pain resolves: in this series it resolved on every occasion it was treated non-operatively, within five to seven days. This does not indicate that the underlying problem has resolved. It reflects spontaneous detorsion, and the ligamentous deficiency that permitted the torsion is unchanged. The natural history in these children was of recurrent episodes culminating in infarction. Our findings therefore support splenopexy once the diagnosis is made, including in the child who is asymptomatic at the time, a position also reflected in larger multicentre and pooled-review experience [3, 12].</w:t>
       </w:r>
     </w:p>
     <w:p>
@@ -909,7 +909,7 @@
           <w:sz w:val="22"/>
           <w:szCs w:val="22"/>
         </w:rPr>
-        <w:t xml:space="preserve">A corollary concerns the platelet count. Reactive thrombocytosis has been reported as a preoperative predictor of splenic infarction in children with splenic torsion [15], and our first two cases conformed: both had counts above 400 × 10⁹/L before splenectomy, and counts were normal at every encounter at which the spleen was viable. Case 5 did not conform. He had established necrosis after only 18 hours of symptoms, with a normal platelet count. We hypothesize that the explanation is temporal: reactive thrombocytosis is thought to require a period of functional asplenia long enough for the marrow to respond, and therefore may mark a subacute or chronic course rather than infarction itself, whereas in hyperacute torsion such an interval has not yet elapsed. A normal platelet count should not be used to exclude infarction or necrosis in a child with suspected torsion, and where the presentation is acute, imaging rather than haematology must decide. In that setting the whirl sign, the spiral of the twisted splenic vessels, was sufficient to establish the diagnosis on a non-contrast study in Case 5 and is worth seeking specifically [16].</w:t>
+        <w:t xml:space="preserve">A corollary concerns the platelet count. Reactive thrombocytosis has been reported as a preoperative predictor of splenic infarction in children with splenic torsion [15], and our first two cases conformed: both had counts above 400 × 10⁹/L before splenectomy, and counts were normal at every encounter at which the spleen was viable. Case 5 did not conform. He had established necrosis after only 18 hours of symptoms, with a normal platelet count. We hypothesize that the explanation is temporal: reactive thrombocytosis requires a period of functional asplenia long enough for the marrow to respond, and therefore marks a subacute or chronic course rather than infarction itself, whereas in hyperacute torsion such an interval has not yet elapsed. A normal platelet count should not be used to exclude infarction or necrosis in a child with suspected torsion, and where the presentation is acute, imaging rather than haematology must decide. In that setting the whirl sign, the spiral of the twisted splenic vessels, was sufficient to establish the diagnosis on a non-contrast study in Case 5 and should be sought specifically [16].</w:t>
       </w:r>
     </w:p>
     <w:p>
@@ -923,7 +923,7 @@
           <w:sz w:val="22"/>
           <w:szCs w:val="22"/>
         </w:rPr>
-        <w:t xml:space="preserve">The second question concerns fixation. Mesh splenopexy, in which the spleen is wrapped in absorbable or synthetic mesh anchored to the diaphragm or peritoneum, is well described and effective in appropriately sized spleens, but becomes difficult when the spleen is enlarged, both because the spleen cannot be enclosed and because laparoscopic working space is limited; synthetic material also carries risks of infection and foreign-body reaction [11, 12, 17]. Construction of a retroperitoneal or subperitoneal pouch, by balloon dilatation, saline injection or blunt dissection, is the other widely used approach [13, 18-20]. It too depends on the spleen fitting, and compression within a pouch that is too small has been reported to cause ischaemia and infarction. Where the pouch cannot be made large enough, surgeons have resorted to splenectomy, as illustrated by Case 3 below.</w:t>
+        <w:t xml:space="preserve">The second question concerns fixation. Mesh splenopexy, in which the spleen is wrapped in absorbable or synthetic mesh anchored to the diaphragm or peritoneum, is well described and effective in appropriately sized spleens, but becomes difficult when the spleen is enlarged, because the spleen cannot be enclosed and laparoscopic working space is limited; synthetic material also carries risks of infection and foreign-body reaction [11, 12, 17]. Construction of a retroperitoneal or subperitoneal pouch, by balloon dilatation, saline injection or blunt dissection, is the other widely used approach [13, 18-20]. It too depends on the spleen fitting, and compression within a pouch that is too small has been reported to cause ischaemia and infarction. Where the pouch cannot be made large enough, surgeons have resorted to splenectomy, as illustrated by Case 3 below.</w:t>
       </w:r>
     </w:p>
     <w:p>

--- a/Wandering spleen in children - EJP original article.docx
+++ b/Wandering spleen in children - EJP original article.docx
@@ -735,7 +735,7 @@
           <w:sz w:val="22"/>
           <w:szCs w:val="22"/>
         </w:rPr>
-        <w:t xml:space="preserve">Four of the five children ultimately lost the spleen. Cases 1 and 2 had developed pedicle torsion with established infarction by the time of their second presentation and underwent total splenectomy, by laparotomy and by laparoscopy converted to laparotomy respectively (Fig. 1). In both the preoperative platelet count was elevated, at 428 and 525 × 10⁹/L.</w:t>
+        <w:t xml:space="preserve">Four of the five children ultimately lost the spleen. Cases 1 and 2 had developed pedicle torsion with established infarction by the time of their second presentation and underwent total splenectomy, by laparotomy and by laparoscopy converted to laparotomy respectively. In both the preoperative platelet count was elevated, at 428 and 525 × 10⁹/L.</w:t>
       </w:r>
     </w:p>
     <w:p>
@@ -749,7 +749,7 @@
           <w:sz w:val="22"/>
           <w:szCs w:val="22"/>
         </w:rPr>
-        <w:t xml:space="preserve">Case 5, a boy of 13 years, presented 18 hours after the onset of continuous periumbilical pain with guarding, generalised tenderness and a palpable mobile mass. The white cell count was 24.20 × 10⁹/L and the C-reactive protein 117 mg/L, but the platelet count was normal. Non-contrast CT showed an enlarged, irregular spleen lying in the anterior lower abdomen and pelvis with heterogeneous parenchymal density, a whirl sign formed by the spiralling splenic vessels, perisplenic fat stranding, splenic vessels encircling the splenic flexure of the colon, and free fluid. At laparotomy 2.5 hours later the pedicle was twisted through approximately 720°; the spleen was congested and dark purple and did not reperfuse after detorsion. Total splenectomy with separate double ligation of the splenic artery was performed. The operative time was 81 minutes and the blood loss 10 mL. He remains well at the most recent follow-up, 5 months after operation.</w:t>
+        <w:t xml:space="preserve">Case 5, a boy of 13 years, presented 18 hours after the onset of continuous periumbilical pain with guarding, generalised tenderness and a palpable mobile mass. The white cell count was 24.20 × 10⁹/L and the C-reactive protein 117 mg/L, but the platelet count was normal. Non-contrast CT showed an enlarged, irregular spleen lying in the anterior lower abdomen and pelvis with heterogeneous parenchymal density, a whirl sign formed by the spiralling splenic vessels (Fig. 1), perisplenic fat stranding, splenic vessels encircling the splenic flexure of the colon, and free fluid. At laparotomy 2.5 hours later the pedicle was twisted through approximately 720°; the spleen was congested and dark purple and did not reperfuse after detorsion. Total splenectomy with separate double ligation of the splenic artery was performed. The operative time was 81 minutes and the blood loss 10 mL. He remains well at the most recent follow-up, 5 months after operation.</w:t>
       </w:r>
     </w:p>
     <w:p>
@@ -3810,7 +3810,7 @@
       <w:r>
         <w:drawing>
           <wp:inline distT="0" distB="0" distL="0" distR="0">
-            <wp:extent cx="2857500" cy="4524375"/>
+            <wp:extent cx="2857500" cy="3438525"/>
             <wp:effectExtent t="0" r="0" b="0" l="0"/>
             <wp:docPr id="1" name="" descr="" title=""/>
             <wp:cNvGraphicFramePr>
@@ -3835,7 +3835,7 @@
                   <pic:spPr bwMode="auto">
                     <a:xfrm>
                       <a:off x="0" y="0"/>
-                      <a:ext cx="2857500" cy="4524375"/>
+                      <a:ext cx="2857500" cy="3438525"/>
                     </a:xfrm>
                     <a:prstGeom prst="rect">
                       <a:avLst/>
@@ -3869,7 +3869,7 @@
           <w:sz w:val="18"/>
           <w:szCs w:val="18"/>
         </w:rPr>
-        <w:t xml:space="preserve">CT at the second presentation of Case 2, nineteen months after the first, showing a wandering spleen with pedicle torsion and established splenic infarction (white star).</w:t>
+        <w:t xml:space="preserve">Coronal CT in Case 5, showing a whirl sign formed by the twisted splenic vessels encircling the splenic flexure of the colon, with the spleen displaced into the pelvis.</w:t>
       </w:r>
     </w:p>
     <w:p>
